--- a/03-Communication-and-Teamwork/Meetings/Minutes/Team-Meetings/Meeting Minutes 2025-05-08 (Team).docx
+++ b/03-Communication-and-Teamwork/Meetings/Minutes/Team-Meetings/Meeting Minutes 2025-05-08 (Team).docx
@@ -1690,8 +1690,8 @@
       </w:tblPr>
       <w:tblGrid>
         <w:gridCol w:w="540"/>
-        <w:gridCol w:w="5400"/>
-        <w:gridCol w:w="1530"/>
+        <w:gridCol w:w="4138"/>
+        <w:gridCol w:w="2792"/>
         <w:gridCol w:w="2520"/>
       </w:tblGrid>
       <w:tr>
@@ -1718,7 +1718,7 @@
         </w:tc>
         <w:tc>
           <w:tcPr>
-            <w:tcW w:w="5400" w:type="dxa"/>
+            <w:tcW w:w="4138" w:type="dxa"/>
             <w:shd w:val="clear" w:color="auto" w:fill="D9D9D9"/>
           </w:tcPr>
           <w:p>
@@ -1739,7 +1739,7 @@
         </w:tc>
         <w:tc>
           <w:tcPr>
-            <w:tcW w:w="1530" w:type="dxa"/>
+            <w:tcW w:w="2792" w:type="dxa"/>
             <w:shd w:val="clear" w:color="auto" w:fill="D9D9D9"/>
           </w:tcPr>
           <w:p>
@@ -1801,28 +1801,40 @@
         </w:tc>
         <w:tc>
           <w:tcPr>
-            <w:tcW w:w="5400" w:type="dxa"/>
-            <w:vAlign w:val="center"/>
-          </w:tcPr>
-          <w:p>
-            <w:pPr>
-              <w:rPr>
-                <w:rFonts w:ascii="Calibri" w:hAnsi="Calibri" w:cs="Calibri"/>
-              </w:rPr>
-            </w:pPr>
-          </w:p>
-        </w:tc>
-        <w:tc>
-          <w:tcPr>
-            <w:tcW w:w="1530" w:type="dxa"/>
-            <w:vAlign w:val="center"/>
-          </w:tcPr>
-          <w:p>
-            <w:pPr>
-              <w:rPr>
-                <w:rFonts w:ascii="Calibri" w:hAnsi="Calibri" w:cs="Calibri"/>
-              </w:rPr>
-            </w:pPr>
+            <w:tcW w:w="4138" w:type="dxa"/>
+            <w:vAlign w:val="center"/>
+          </w:tcPr>
+          <w:p>
+            <w:pPr>
+              <w:rPr>
+                <w:rFonts w:ascii="Calibri" w:hAnsi="Calibri" w:cs="Calibri"/>
+              </w:rPr>
+            </w:pPr>
+            <w:r>
+              <w:rPr>
+                <w:rFonts w:ascii="Calibri" w:hAnsi="Calibri" w:cs="Calibri"/>
+              </w:rPr>
+              <w:t>Ubuntu Network Configuration</w:t>
+            </w:r>
+          </w:p>
+        </w:tc>
+        <w:tc>
+          <w:tcPr>
+            <w:tcW w:w="2792" w:type="dxa"/>
+            <w:vAlign w:val="center"/>
+          </w:tcPr>
+          <w:p>
+            <w:pPr>
+              <w:rPr>
+                <w:rFonts w:ascii="Calibri" w:hAnsi="Calibri" w:cs="Calibri"/>
+              </w:rPr>
+            </w:pPr>
+            <w:r>
+              <w:rPr>
+                <w:rFonts w:ascii="Calibri" w:hAnsi="Calibri" w:cs="Calibri"/>
+              </w:rPr>
+              <w:t>Nathan, Win, Thomas</w:t>
+            </w:r>
           </w:p>
         </w:tc>
         <w:tc>
@@ -1836,6 +1848,249 @@
                 <w:rFonts w:ascii="Calibri" w:hAnsi="Calibri" w:cs="Calibri"/>
               </w:rPr>
             </w:pPr>
+            <w:r>
+              <w:rPr>
+                <w:rFonts w:ascii="Calibri" w:hAnsi="Calibri" w:cs="Calibri"/>
+              </w:rPr>
+              <w:t>Completed</w:t>
+            </w:r>
+          </w:p>
+        </w:tc>
+      </w:tr>
+      <w:tr>
+        <w:tc>
+          <w:tcPr>
+            <w:tcW w:w="540" w:type="dxa"/>
+            <w:vAlign w:val="center"/>
+          </w:tcPr>
+          <w:p>
+            <w:pPr>
+              <w:numPr>
+                <w:ilvl w:val="0"/>
+                <w:numId w:val="19"/>
+              </w:numPr>
+              <w:ind w:left="144" w:hanging="158"/>
+              <w:rPr>
+                <w:rFonts w:ascii="Calibri" w:hAnsi="Calibri" w:cs="Calibri"/>
+              </w:rPr>
+            </w:pPr>
+          </w:p>
+        </w:tc>
+        <w:tc>
+          <w:tcPr>
+            <w:tcW w:w="4138" w:type="dxa"/>
+            <w:vAlign w:val="center"/>
+          </w:tcPr>
+          <w:p>
+            <w:pPr>
+              <w:rPr>
+                <w:rFonts w:ascii="Calibri" w:hAnsi="Calibri" w:cs="Calibri"/>
+              </w:rPr>
+            </w:pPr>
+            <w:r>
+              <w:rPr>
+                <w:rFonts w:ascii="Calibri" w:hAnsi="Calibri" w:cs="Calibri"/>
+              </w:rPr>
+              <w:t>Evaluation Script</w:t>
+            </w:r>
+          </w:p>
+        </w:tc>
+        <w:tc>
+          <w:tcPr>
+            <w:tcW w:w="2792" w:type="dxa"/>
+            <w:vAlign w:val="center"/>
+          </w:tcPr>
+          <w:p>
+            <w:pPr>
+              <w:rPr>
+                <w:rFonts w:ascii="Calibri" w:hAnsi="Calibri" w:cs="Calibri"/>
+              </w:rPr>
+            </w:pPr>
+            <w:r>
+              <w:rPr>
+                <w:rFonts w:ascii="Calibri" w:hAnsi="Calibri" w:cs="Calibri"/>
+              </w:rPr>
+              <w:t>Thomas, Win, Nathan</w:t>
+            </w:r>
+          </w:p>
+        </w:tc>
+        <w:tc>
+          <w:tcPr>
+            <w:tcW w:w="2520" w:type="dxa"/>
+            <w:vAlign w:val="center"/>
+          </w:tcPr>
+          <w:p>
+            <w:pPr>
+              <w:rPr>
+                <w:rFonts w:ascii="Calibri" w:hAnsi="Calibri" w:cs="Calibri"/>
+              </w:rPr>
+            </w:pPr>
+            <w:r>
+              <w:rPr>
+                <w:rFonts w:ascii="Calibri" w:hAnsi="Calibri" w:cs="Calibri"/>
+              </w:rPr>
+              <w:t>Completed</w:t>
+            </w:r>
+          </w:p>
+        </w:tc>
+      </w:tr>
+      <w:tr>
+        <w:tc>
+          <w:tcPr>
+            <w:tcW w:w="540" w:type="dxa"/>
+            <w:vAlign w:val="center"/>
+          </w:tcPr>
+          <w:p>
+            <w:pPr>
+              <w:numPr>
+                <w:ilvl w:val="0"/>
+                <w:numId w:val="19"/>
+              </w:numPr>
+              <w:ind w:left="144" w:hanging="158"/>
+              <w:rPr>
+                <w:rFonts w:ascii="Calibri" w:hAnsi="Calibri" w:cs="Calibri"/>
+              </w:rPr>
+            </w:pPr>
+          </w:p>
+        </w:tc>
+        <w:tc>
+          <w:tcPr>
+            <w:tcW w:w="4138" w:type="dxa"/>
+            <w:vAlign w:val="center"/>
+          </w:tcPr>
+          <w:p>
+            <w:pPr>
+              <w:rPr>
+                <w:rFonts w:ascii="Calibri" w:hAnsi="Calibri" w:cs="Calibri"/>
+              </w:rPr>
+            </w:pPr>
+            <w:r>
+              <w:rPr>
+                <w:rFonts w:ascii="Calibri" w:hAnsi="Calibri" w:cs="Calibri"/>
+              </w:rPr>
+              <w:t>Ubuntu IPv4 Evaluation Runs</w:t>
+            </w:r>
+          </w:p>
+        </w:tc>
+        <w:tc>
+          <w:tcPr>
+            <w:tcW w:w="2792" w:type="dxa"/>
+            <w:vAlign w:val="center"/>
+          </w:tcPr>
+          <w:p>
+            <w:pPr>
+              <w:rPr>
+                <w:rFonts w:ascii="Calibri" w:hAnsi="Calibri" w:cs="Calibri"/>
+              </w:rPr>
+            </w:pPr>
+            <w:r>
+              <w:rPr>
+                <w:rFonts w:ascii="Calibri" w:hAnsi="Calibri" w:cs="Calibri"/>
+              </w:rPr>
+              <w:t>Thomas, Win, Nathan</w:t>
+            </w:r>
+          </w:p>
+        </w:tc>
+        <w:tc>
+          <w:tcPr>
+            <w:tcW w:w="2520" w:type="dxa"/>
+            <w:vAlign w:val="center"/>
+          </w:tcPr>
+          <w:p>
+            <w:pPr>
+              <w:rPr>
+                <w:rFonts w:ascii="Calibri" w:hAnsi="Calibri" w:cs="Calibri"/>
+              </w:rPr>
+            </w:pPr>
+            <w:r>
+              <w:rPr>
+                <w:rFonts w:ascii="Calibri" w:hAnsi="Calibri" w:cs="Calibri"/>
+              </w:rPr>
+              <w:t>Extended</w:t>
+            </w:r>
+          </w:p>
+        </w:tc>
+      </w:tr>
+      <w:tr>
+        <w:tc>
+          <w:tcPr>
+            <w:tcW w:w="540" w:type="dxa"/>
+            <w:vAlign w:val="center"/>
+          </w:tcPr>
+          <w:p>
+            <w:pPr>
+              <w:numPr>
+                <w:ilvl w:val="0"/>
+                <w:numId w:val="19"/>
+              </w:numPr>
+              <w:ind w:left="144" w:hanging="158"/>
+              <w:rPr>
+                <w:rFonts w:ascii="Calibri" w:hAnsi="Calibri" w:cs="Calibri"/>
+              </w:rPr>
+            </w:pPr>
+          </w:p>
+        </w:tc>
+        <w:tc>
+          <w:tcPr>
+            <w:tcW w:w="4138" w:type="dxa"/>
+            <w:vAlign w:val="center"/>
+          </w:tcPr>
+          <w:p>
+            <w:pPr>
+              <w:rPr>
+                <w:rFonts w:ascii="Calibri" w:hAnsi="Calibri" w:cs="Calibri"/>
+              </w:rPr>
+            </w:pPr>
+            <w:r>
+              <w:rPr>
+                <w:rFonts w:ascii="Calibri" w:hAnsi="Calibri" w:cs="Calibri"/>
+              </w:rPr>
+              <w:t xml:space="preserve">Sample Graphing </w:t>
+            </w:r>
+            <w:r>
+              <w:rPr>
+                <w:rFonts w:ascii="Calibri" w:hAnsi="Calibri" w:cs="Calibri"/>
+              </w:rPr>
+              <w:t>Mock Data</w:t>
+            </w:r>
+          </w:p>
+        </w:tc>
+        <w:tc>
+          <w:tcPr>
+            <w:tcW w:w="2792" w:type="dxa"/>
+            <w:vAlign w:val="center"/>
+          </w:tcPr>
+          <w:p>
+            <w:pPr>
+              <w:rPr>
+                <w:rFonts w:ascii="Calibri" w:hAnsi="Calibri" w:cs="Calibri"/>
+              </w:rPr>
+            </w:pPr>
+            <w:r>
+              <w:rPr>
+                <w:rFonts w:ascii="Calibri" w:hAnsi="Calibri" w:cs="Calibri"/>
+              </w:rPr>
+              <w:t>Larissa, Zaf, Charmi, Kylie</w:t>
+            </w:r>
+          </w:p>
+        </w:tc>
+        <w:tc>
+          <w:tcPr>
+            <w:tcW w:w="2520" w:type="dxa"/>
+            <w:vAlign w:val="center"/>
+          </w:tcPr>
+          <w:p>
+            <w:pPr>
+              <w:rPr>
+                <w:rFonts w:ascii="Calibri" w:hAnsi="Calibri" w:cs="Calibri"/>
+              </w:rPr>
+            </w:pPr>
+            <w:r>
+              <w:rPr>
+                <w:rFonts w:ascii="Calibri" w:hAnsi="Calibri" w:cs="Calibri"/>
+              </w:rPr>
+              <w:t>Extended</w:t>
+            </w:r>
           </w:p>
         </w:tc>
       </w:tr>
@@ -2021,14 +2276,7 @@
               <w:rPr>
                 <w:rFonts w:ascii="Calibri" w:hAnsi="Calibri" w:cs="Calibri"/>
               </w:rPr>
-              <w:t>Look for alternative (</w:t>
-            </w:r>
-            <w:proofErr w:type="spellStart"/>
-            <w:r>
-              <w:rPr>
-                <w:rFonts w:ascii="Calibri" w:hAnsi="Calibri" w:cs="Calibri"/>
-              </w:rPr>
-              <w:t>Chro</w:t>
+              <w:t>Look for alternative (Chro</w:t>
             </w:r>
             <w:r>
               <w:rPr>
@@ -2036,7 +2284,6 @@
               </w:rPr>
               <w:t>ny</w:t>
             </w:r>
-            <w:proofErr w:type="spellEnd"/>
             <w:r>
               <w:rPr>
                 <w:rFonts w:ascii="Calibri" w:hAnsi="Calibri" w:cs="Calibri"/>
@@ -2154,6 +2401,23 @@
                 <w:rFonts w:ascii="Calibri" w:hAnsi="Calibri" w:cs="Calibri"/>
               </w:rPr>
               <w:t>Graphing mock data Thomas logged using his home setup</w:t>
+            </w:r>
+          </w:p>
+          <w:p>
+            <w:pPr>
+              <w:numPr>
+                <w:ilvl w:val="0"/>
+                <w:numId w:val="29"/>
+              </w:numPr>
+              <w:rPr>
+                <w:rFonts w:ascii="Calibri" w:hAnsi="Calibri" w:cs="Calibri"/>
+              </w:rPr>
+            </w:pPr>
+            <w:r>
+              <w:rPr>
+                <w:rFonts w:ascii="Calibri" w:hAnsi="Calibri" w:cs="Calibri"/>
+              </w:rPr>
+              <w:t xml:space="preserve">Look into other tools such as MATLAB, Python Scripts (Excel) as well </w:t>
             </w:r>
           </w:p>
         </w:tc>
@@ -2206,8 +2470,8 @@
       </w:tblPr>
       <w:tblGrid>
         <w:gridCol w:w="540"/>
-        <w:gridCol w:w="5400"/>
-        <w:gridCol w:w="2140"/>
+        <w:gridCol w:w="4989"/>
+        <w:gridCol w:w="2551"/>
         <w:gridCol w:w="1910"/>
       </w:tblGrid>
       <w:tr>
@@ -2234,7 +2498,7 @@
         </w:tc>
         <w:tc>
           <w:tcPr>
-            <w:tcW w:w="5400" w:type="dxa"/>
+            <w:tcW w:w="4989" w:type="dxa"/>
             <w:shd w:val="clear" w:color="auto" w:fill="D9D9D9"/>
           </w:tcPr>
           <w:p>
@@ -2255,7 +2519,7 @@
         </w:tc>
         <w:tc>
           <w:tcPr>
-            <w:tcW w:w="2140" w:type="dxa"/>
+            <w:tcW w:w="2551" w:type="dxa"/>
             <w:shd w:val="clear" w:color="auto" w:fill="D9D9D9"/>
           </w:tcPr>
           <w:p>
@@ -2317,46 +2581,26 @@
         </w:tc>
         <w:tc>
           <w:tcPr>
-            <w:tcW w:w="5400" w:type="dxa"/>
-            <w:vAlign w:val="center"/>
-          </w:tcPr>
-          <w:p>
-            <w:pPr>
-              <w:rPr>
-                <w:rFonts w:ascii="Calibri" w:hAnsi="Calibri" w:cs="Calibri"/>
-              </w:rPr>
-            </w:pPr>
-            <w:proofErr w:type="spellStart"/>
-            <w:r>
-              <w:rPr>
-                <w:rFonts w:ascii="Calibri" w:hAnsi="Calibri" w:cs="Calibri"/>
-              </w:rPr>
-              <w:t>Chrony</w:t>
-            </w:r>
-            <w:proofErr w:type="spellEnd"/>
-            <w:r>
-              <w:rPr>
-                <w:rFonts w:ascii="Calibri" w:hAnsi="Calibri" w:cs="Calibri"/>
-              </w:rPr>
-              <w:t xml:space="preserve"> </w:t>
-            </w:r>
-            <w:r>
-              <w:rPr>
-                <w:rFonts w:ascii="Calibri" w:hAnsi="Calibri" w:cs="Calibri"/>
-              </w:rPr>
-              <w:t>s</w:t>
-            </w:r>
-            <w:r>
-              <w:rPr>
-                <w:rFonts w:ascii="Calibri" w:hAnsi="Calibri" w:cs="Calibri"/>
-              </w:rPr>
-              <w:t>erver</w:t>
-            </w:r>
-          </w:p>
-        </w:tc>
-        <w:tc>
-          <w:tcPr>
-            <w:tcW w:w="2140" w:type="dxa"/>
+            <w:tcW w:w="4989" w:type="dxa"/>
+            <w:vAlign w:val="center"/>
+          </w:tcPr>
+          <w:p>
+            <w:pPr>
+              <w:rPr>
+                <w:rFonts w:ascii="Calibri" w:hAnsi="Calibri" w:cs="Calibri"/>
+              </w:rPr>
+            </w:pPr>
+            <w:r>
+              <w:rPr>
+                <w:rFonts w:ascii="Calibri" w:hAnsi="Calibri" w:cs="Calibri"/>
+              </w:rPr>
+              <w:t xml:space="preserve">Setting Up Chrony NTP </w:t>
+            </w:r>
+          </w:p>
+        </w:tc>
+        <w:tc>
+          <w:tcPr>
+            <w:tcW w:w="2551" w:type="dxa"/>
             <w:vAlign w:val="center"/>
           </w:tcPr>
           <w:p>
@@ -2414,38 +2658,26 @@
         </w:tc>
         <w:tc>
           <w:tcPr>
-            <w:tcW w:w="5400" w:type="dxa"/>
-            <w:vAlign w:val="center"/>
-          </w:tcPr>
-          <w:p>
-            <w:pPr>
-              <w:rPr>
-                <w:rFonts w:ascii="Calibri" w:hAnsi="Calibri" w:cs="Calibri"/>
-              </w:rPr>
-            </w:pPr>
-            <w:r>
-              <w:rPr>
-                <w:rFonts w:ascii="Calibri" w:hAnsi="Calibri" w:cs="Calibri"/>
-              </w:rPr>
-              <w:t>Analy</w:t>
-            </w:r>
-            <w:r>
-              <w:rPr>
-                <w:rFonts w:ascii="Calibri" w:hAnsi="Calibri" w:cs="Calibri"/>
-              </w:rPr>
-              <w:t>s</w:t>
-            </w:r>
-            <w:r>
-              <w:rPr>
-                <w:rFonts w:ascii="Calibri" w:hAnsi="Calibri" w:cs="Calibri"/>
-              </w:rPr>
-              <w:t>ing mock data</w:t>
-            </w:r>
-          </w:p>
-        </w:tc>
-        <w:tc>
-          <w:tcPr>
-            <w:tcW w:w="2140" w:type="dxa"/>
+            <w:tcW w:w="4989" w:type="dxa"/>
+            <w:vAlign w:val="center"/>
+          </w:tcPr>
+          <w:p>
+            <w:pPr>
+              <w:rPr>
+                <w:rFonts w:ascii="Calibri" w:hAnsi="Calibri" w:cs="Calibri"/>
+              </w:rPr>
+            </w:pPr>
+            <w:r>
+              <w:rPr>
+                <w:rFonts w:ascii="Calibri" w:hAnsi="Calibri" w:cs="Calibri"/>
+              </w:rPr>
+              <w:t>Sample Graphing Mock Data</w:t>
+            </w:r>
+          </w:p>
+        </w:tc>
+        <w:tc>
+          <w:tcPr>
+            <w:tcW w:w="2551" w:type="dxa"/>
             <w:vAlign w:val="center"/>
           </w:tcPr>
           <w:p>
@@ -2503,7 +2735,7 @@
         </w:tc>
         <w:tc>
           <w:tcPr>
-            <w:tcW w:w="5400" w:type="dxa"/>
+            <w:tcW w:w="4989" w:type="dxa"/>
             <w:vAlign w:val="center"/>
           </w:tcPr>
           <w:p>
@@ -2522,20 +2754,20 @@
         </w:tc>
         <w:tc>
           <w:tcPr>
-            <w:tcW w:w="2140" w:type="dxa"/>
-            <w:vAlign w:val="center"/>
-          </w:tcPr>
-          <w:p>
-            <w:pPr>
-              <w:rPr>
-                <w:rFonts w:ascii="Calibri" w:hAnsi="Calibri" w:cs="Calibri"/>
-              </w:rPr>
-            </w:pPr>
-            <w:r>
-              <w:rPr>
-                <w:rFonts w:ascii="Calibri" w:hAnsi="Calibri" w:cs="Calibri"/>
-              </w:rPr>
-              <w:t>Thomas</w:t>
+            <w:tcW w:w="2551" w:type="dxa"/>
+            <w:vAlign w:val="center"/>
+          </w:tcPr>
+          <w:p>
+            <w:pPr>
+              <w:rPr>
+                <w:rFonts w:ascii="Calibri" w:hAnsi="Calibri" w:cs="Calibri"/>
+              </w:rPr>
+            </w:pPr>
+            <w:r>
+              <w:rPr>
+                <w:rFonts w:ascii="Calibri" w:hAnsi="Calibri" w:cs="Calibri"/>
+              </w:rPr>
+              <w:t>Nathan, Win, Thomas</w:t>
             </w:r>
           </w:p>
         </w:tc>
@@ -2580,7 +2812,7 @@
         </w:tc>
         <w:tc>
           <w:tcPr>
-            <w:tcW w:w="5400" w:type="dxa"/>
+            <w:tcW w:w="4989" w:type="dxa"/>
             <w:vAlign w:val="center"/>
           </w:tcPr>
           <w:p>
@@ -2599,20 +2831,20 @@
         </w:tc>
         <w:tc>
           <w:tcPr>
-            <w:tcW w:w="2140" w:type="dxa"/>
-            <w:vAlign w:val="center"/>
-          </w:tcPr>
-          <w:p>
-            <w:pPr>
-              <w:rPr>
-                <w:rFonts w:ascii="Calibri" w:hAnsi="Calibri" w:cs="Calibri"/>
-              </w:rPr>
-            </w:pPr>
-            <w:r>
-              <w:rPr>
-                <w:rFonts w:ascii="Calibri" w:hAnsi="Calibri" w:cs="Calibri"/>
-              </w:rPr>
-              <w:t>Kylie</w:t>
+            <w:tcW w:w="2551" w:type="dxa"/>
+            <w:vAlign w:val="center"/>
+          </w:tcPr>
+          <w:p>
+            <w:pPr>
+              <w:rPr>
+                <w:rFonts w:ascii="Calibri" w:hAnsi="Calibri" w:cs="Calibri"/>
+              </w:rPr>
+            </w:pPr>
+            <w:r>
+              <w:rPr>
+                <w:rFonts w:ascii="Calibri" w:hAnsi="Calibri" w:cs="Calibri"/>
+              </w:rPr>
+              <w:t xml:space="preserve">Nathan, Win, Thomas </w:t>
             </w:r>
           </w:p>
         </w:tc>
@@ -2672,7 +2904,6 @@
           <w:rFonts w:ascii="Calibri" w:hAnsi="Calibri" w:cs="Calibri"/>
           <w:b/>
         </w:rPr>
-        <w:lastRenderedPageBreak/>
         <w:t>Next Meeting</w:t>
       </w:r>
     </w:p>
@@ -2855,30 +3086,6 @@
       <w:tr>
         <w:tc>
           <w:tcPr>
-            <w:tcW w:w="9990" w:type="dxa"/>
-            <w:gridSpan w:val="3"/>
-            <w:vAlign w:val="center"/>
-          </w:tcPr>
-          <w:p>
-            <w:pPr>
-              <w:rPr>
-                <w:rFonts w:ascii="Calibri" w:hAnsi="Calibri" w:cs="Calibri"/>
-                <w:i/>
-              </w:rPr>
-            </w:pPr>
-            <w:r>
-              <w:rPr>
-                <w:rFonts w:ascii="Calibri" w:hAnsi="Calibri" w:cs="Calibri"/>
-                <w:i/>
-              </w:rPr>
-              <w:t>Action Items to be discussed in the next meeting:</w:t>
-            </w:r>
-          </w:p>
-        </w:tc>
-      </w:tr>
-      <w:tr>
-        <w:tc>
-          <w:tcPr>
             <w:tcW w:w="540" w:type="dxa"/>
             <w:vAlign w:val="center"/>
           </w:tcPr>
@@ -2886,9 +3093,9 @@
             <w:pPr>
               <w:numPr>
                 <w:ilvl w:val="0"/>
-                <w:numId w:val="17"/>
+                <w:numId w:val="12"/>
               </w:numPr>
-              <w:ind w:left="245" w:hanging="202"/>
+              <w:ind w:left="252" w:hanging="208"/>
               <w:rPr>
                 <w:rFonts w:ascii="Calibri" w:hAnsi="Calibri" w:cs="Calibri"/>
               </w:rPr>
@@ -2907,10 +3114,17 @@
                 <w:rFonts w:ascii="Calibri" w:hAnsi="Calibri" w:cs="Calibri"/>
               </w:rPr>
             </w:pPr>
+            <w:r>
+              <w:rPr>
+                <w:rFonts w:ascii="Calibri" w:hAnsi="Calibri" w:cs="Calibri"/>
+              </w:rPr>
+              <w:t>Proposal Feedback Changes Implementation</w:t>
+            </w:r>
           </w:p>
         </w:tc>
       </w:tr>
     </w:tbl>
+    <w:p/>
     <w:p>
       <w:pPr>
         <w:rPr>
@@ -3162,7 +3376,7 @@
           <v:path o:extrusionok="f" gradientshapeok="t" o:connecttype="rect"/>
           <o:lock v:ext="edit" aspectratio="t"/>
         </v:shapetype>
-        <v:shape id="_x0000_s1025" type="#_x0000_t75" style="position:absolute;left:0;text-align:left;margin-left:-57.65pt;margin-top:-35.55pt;width:610.4pt;height:100.2pt;z-index:251657728">
+        <v:shape id="_x0000_s1025" type="#_x0000_t75" style="position:absolute;left:0;text-align:left;margin-left:-57.65pt;margin-top:-35.55pt;width:610.4pt;height:100.2pt;z-index:251658240">
           <v:imagedata r:id="rId1" o:title="Untitled-4"/>
           <w10:wrap type="square"/>
         </v:shape>
@@ -4565,7 +4779,7 @@
       <w:lvlText w:val="%1."/>
       <w:lvlJc w:val="left"/>
       <w:pPr>
-        <w:ind w:left="450" w:hanging="360"/>
+        <w:ind w:left="785" w:hanging="360"/>
       </w:pPr>
     </w:lvl>
     <w:lvl w:ilvl="1" w:tplc="04090019" w:tentative="1">
@@ -4981,6 +5195,155 @@
     </w:lvl>
   </w:abstractNum>
   <w:abstractNum w:abstractNumId="18" w15:restartNumberingAfterBreak="0">
+    <w:nsid w:val="3E8111BC"/>
+    <w:multiLevelType w:val="multilevel"/>
+    <w:tmpl w:val="0C82484A"/>
+    <w:lvl w:ilvl="0">
+      <w:start w:val="1"/>
+      <w:numFmt w:val="bullet"/>
+      <w:lvlText w:val=""/>
+      <w:lvlJc w:val="left"/>
+      <w:pPr>
+        <w:tabs>
+          <w:tab w:val="num" w:pos="720"/>
+        </w:tabs>
+        <w:ind w:left="720" w:hanging="360"/>
+      </w:pPr>
+      <w:rPr>
+        <w:rFonts w:ascii="Symbol" w:hAnsi="Symbol" w:hint="default"/>
+        <w:sz w:val="20"/>
+      </w:rPr>
+    </w:lvl>
+    <w:lvl w:ilvl="1" w:tentative="1">
+      <w:start w:val="1"/>
+      <w:numFmt w:val="bullet"/>
+      <w:lvlText w:val=""/>
+      <w:lvlJc w:val="left"/>
+      <w:pPr>
+        <w:tabs>
+          <w:tab w:val="num" w:pos="1440"/>
+        </w:tabs>
+        <w:ind w:left="1440" w:hanging="360"/>
+      </w:pPr>
+      <w:rPr>
+        <w:rFonts w:ascii="Symbol" w:hAnsi="Symbol" w:hint="default"/>
+        <w:sz w:val="20"/>
+      </w:rPr>
+    </w:lvl>
+    <w:lvl w:ilvl="2" w:tentative="1">
+      <w:start w:val="1"/>
+      <w:numFmt w:val="bullet"/>
+      <w:lvlText w:val=""/>
+      <w:lvlJc w:val="left"/>
+      <w:pPr>
+        <w:tabs>
+          <w:tab w:val="num" w:pos="2160"/>
+        </w:tabs>
+        <w:ind w:left="2160" w:hanging="360"/>
+      </w:pPr>
+      <w:rPr>
+        <w:rFonts w:ascii="Symbol" w:hAnsi="Symbol" w:hint="default"/>
+        <w:sz w:val="20"/>
+      </w:rPr>
+    </w:lvl>
+    <w:lvl w:ilvl="3" w:tentative="1">
+      <w:start w:val="1"/>
+      <w:numFmt w:val="bullet"/>
+      <w:lvlText w:val=""/>
+      <w:lvlJc w:val="left"/>
+      <w:pPr>
+        <w:tabs>
+          <w:tab w:val="num" w:pos="2880"/>
+        </w:tabs>
+        <w:ind w:left="2880" w:hanging="360"/>
+      </w:pPr>
+      <w:rPr>
+        <w:rFonts w:ascii="Symbol" w:hAnsi="Symbol" w:hint="default"/>
+        <w:sz w:val="20"/>
+      </w:rPr>
+    </w:lvl>
+    <w:lvl w:ilvl="4" w:tentative="1">
+      <w:start w:val="1"/>
+      <w:numFmt w:val="bullet"/>
+      <w:lvlText w:val=""/>
+      <w:lvlJc w:val="left"/>
+      <w:pPr>
+        <w:tabs>
+          <w:tab w:val="num" w:pos="3600"/>
+        </w:tabs>
+        <w:ind w:left="3600" w:hanging="360"/>
+      </w:pPr>
+      <w:rPr>
+        <w:rFonts w:ascii="Symbol" w:hAnsi="Symbol" w:hint="default"/>
+        <w:sz w:val="20"/>
+      </w:rPr>
+    </w:lvl>
+    <w:lvl w:ilvl="5" w:tentative="1">
+      <w:start w:val="1"/>
+      <w:numFmt w:val="bullet"/>
+      <w:lvlText w:val=""/>
+      <w:lvlJc w:val="left"/>
+      <w:pPr>
+        <w:tabs>
+          <w:tab w:val="num" w:pos="4320"/>
+        </w:tabs>
+        <w:ind w:left="4320" w:hanging="360"/>
+      </w:pPr>
+      <w:rPr>
+        <w:rFonts w:ascii="Symbol" w:hAnsi="Symbol" w:hint="default"/>
+        <w:sz w:val="20"/>
+      </w:rPr>
+    </w:lvl>
+    <w:lvl w:ilvl="6" w:tentative="1">
+      <w:start w:val="1"/>
+      <w:numFmt w:val="bullet"/>
+      <w:lvlText w:val=""/>
+      <w:lvlJc w:val="left"/>
+      <w:pPr>
+        <w:tabs>
+          <w:tab w:val="num" w:pos="5040"/>
+        </w:tabs>
+        <w:ind w:left="5040" w:hanging="360"/>
+      </w:pPr>
+      <w:rPr>
+        <w:rFonts w:ascii="Symbol" w:hAnsi="Symbol" w:hint="default"/>
+        <w:sz w:val="20"/>
+      </w:rPr>
+    </w:lvl>
+    <w:lvl w:ilvl="7" w:tentative="1">
+      <w:start w:val="1"/>
+      <w:numFmt w:val="bullet"/>
+      <w:lvlText w:val=""/>
+      <w:lvlJc w:val="left"/>
+      <w:pPr>
+        <w:tabs>
+          <w:tab w:val="num" w:pos="5760"/>
+        </w:tabs>
+        <w:ind w:left="5760" w:hanging="360"/>
+      </w:pPr>
+      <w:rPr>
+        <w:rFonts w:ascii="Symbol" w:hAnsi="Symbol" w:hint="default"/>
+        <w:sz w:val="20"/>
+      </w:rPr>
+    </w:lvl>
+    <w:lvl w:ilvl="8" w:tentative="1">
+      <w:start w:val="1"/>
+      <w:numFmt w:val="bullet"/>
+      <w:lvlText w:val=""/>
+      <w:lvlJc w:val="left"/>
+      <w:pPr>
+        <w:tabs>
+          <w:tab w:val="num" w:pos="6480"/>
+        </w:tabs>
+        <w:ind w:left="6480" w:hanging="360"/>
+      </w:pPr>
+      <w:rPr>
+        <w:rFonts w:ascii="Symbol" w:hAnsi="Symbol" w:hint="default"/>
+        <w:sz w:val="20"/>
+      </w:rPr>
+    </w:lvl>
+  </w:abstractNum>
+  <w:abstractNum w:abstractNumId="19" w15:restartNumberingAfterBreak="0">
     <w:nsid w:val="49FA380A"/>
     <w:multiLevelType w:val="hybridMultilevel"/>
     <w:tmpl w:val="1676110C"/>
@@ -5069,7 +5432,7 @@
       </w:pPr>
     </w:lvl>
   </w:abstractNum>
-  <w:abstractNum w:abstractNumId="19" w15:restartNumberingAfterBreak="0">
+  <w:abstractNum w:abstractNumId="20" w15:restartNumberingAfterBreak="0">
     <w:nsid w:val="4FAA006A"/>
     <w:multiLevelType w:val="hybridMultilevel"/>
     <w:tmpl w:val="94EA5074"/>
@@ -5155,7 +5518,7 @@
       </w:pPr>
     </w:lvl>
   </w:abstractNum>
-  <w:abstractNum w:abstractNumId="20" w15:restartNumberingAfterBreak="0">
+  <w:abstractNum w:abstractNumId="21" w15:restartNumberingAfterBreak="0">
     <w:nsid w:val="55BA79B2"/>
     <w:multiLevelType w:val="hybridMultilevel"/>
     <w:tmpl w:val="47A4BE96"/>
@@ -5268,7 +5631,7 @@
       </w:rPr>
     </w:lvl>
   </w:abstractNum>
-  <w:abstractNum w:abstractNumId="21" w15:restartNumberingAfterBreak="0">
+  <w:abstractNum w:abstractNumId="22" w15:restartNumberingAfterBreak="0">
     <w:nsid w:val="61E5548B"/>
     <w:multiLevelType w:val="hybridMultilevel"/>
     <w:tmpl w:val="8570A53A"/>
@@ -5357,7 +5720,7 @@
       </w:pPr>
     </w:lvl>
   </w:abstractNum>
-  <w:abstractNum w:abstractNumId="22" w15:restartNumberingAfterBreak="0">
+  <w:abstractNum w:abstractNumId="23" w15:restartNumberingAfterBreak="0">
     <w:nsid w:val="65B065B4"/>
     <w:multiLevelType w:val="hybridMultilevel"/>
     <w:tmpl w:val="5D700912"/>
@@ -5471,7 +5834,7 @@
       </w:rPr>
     </w:lvl>
   </w:abstractNum>
-  <w:abstractNum w:abstractNumId="23" w15:restartNumberingAfterBreak="0">
+  <w:abstractNum w:abstractNumId="24" w15:restartNumberingAfterBreak="0">
     <w:nsid w:val="6A13259E"/>
     <w:multiLevelType w:val="hybridMultilevel"/>
     <w:tmpl w:val="8A1E19CA"/>
@@ -5584,7 +5947,7 @@
       </w:rPr>
     </w:lvl>
   </w:abstractNum>
-  <w:abstractNum w:abstractNumId="24" w15:restartNumberingAfterBreak="0">
+  <w:abstractNum w:abstractNumId="25" w15:restartNumberingAfterBreak="0">
     <w:nsid w:val="6C704C18"/>
     <w:multiLevelType w:val="hybridMultilevel"/>
     <w:tmpl w:val="67D27778"/>
@@ -5673,7 +6036,7 @@
       </w:pPr>
     </w:lvl>
   </w:abstractNum>
-  <w:abstractNum w:abstractNumId="25" w15:restartNumberingAfterBreak="0">
+  <w:abstractNum w:abstractNumId="26" w15:restartNumberingAfterBreak="0">
     <w:nsid w:val="73560715"/>
     <w:multiLevelType w:val="hybridMultilevel"/>
     <w:tmpl w:val="BECE77BE"/>
@@ -5759,7 +6122,7 @@
       </w:pPr>
     </w:lvl>
   </w:abstractNum>
-  <w:abstractNum w:abstractNumId="26" w15:restartNumberingAfterBreak="0">
+  <w:abstractNum w:abstractNumId="27" w15:restartNumberingAfterBreak="0">
     <w:nsid w:val="74AA6EC1"/>
     <w:multiLevelType w:val="hybridMultilevel"/>
     <w:tmpl w:val="8570A53A"/>
@@ -5848,7 +6211,7 @@
       </w:pPr>
     </w:lvl>
   </w:abstractNum>
-  <w:abstractNum w:abstractNumId="27" w15:restartNumberingAfterBreak="0">
+  <w:abstractNum w:abstractNumId="28" w15:restartNumberingAfterBreak="0">
     <w:nsid w:val="77AC42FB"/>
     <w:multiLevelType w:val="hybridMultilevel"/>
     <w:tmpl w:val="BECE77BE"/>
@@ -5934,7 +6297,7 @@
       </w:pPr>
     </w:lvl>
   </w:abstractNum>
-  <w:abstractNum w:abstractNumId="28" w15:restartNumberingAfterBreak="0">
+  <w:abstractNum w:abstractNumId="29" w15:restartNumberingAfterBreak="0">
     <w:nsid w:val="7FAD6242"/>
     <w:multiLevelType w:val="hybridMultilevel"/>
     <w:tmpl w:val="41E0A87A"/>
@@ -6053,7 +6416,7 @@
     <w:abstractNumId w:val="16"/>
   </w:num>
   <w:num w:numId="3" w16cid:durableId="1871723137">
-    <w:abstractNumId w:val="22"/>
+    <w:abstractNumId w:val="23"/>
   </w:num>
   <w:num w:numId="4" w16cid:durableId="466747827">
     <w:abstractNumId w:val="8"/>
@@ -6065,7 +6428,7 @@
     <w:abstractNumId w:val="11"/>
   </w:num>
   <w:num w:numId="7" w16cid:durableId="145901084">
-    <w:abstractNumId w:val="19"/>
+    <w:abstractNumId w:val="20"/>
   </w:num>
   <w:num w:numId="8" w16cid:durableId="1516842437">
     <w:abstractNumId w:val="6"/>
@@ -6074,19 +6437,19 @@
     <w:abstractNumId w:val="13"/>
   </w:num>
   <w:num w:numId="10" w16cid:durableId="897014304">
-    <w:abstractNumId w:val="24"/>
+    <w:abstractNumId w:val="25"/>
   </w:num>
   <w:num w:numId="11" w16cid:durableId="882012758">
-    <w:abstractNumId w:val="18"/>
+    <w:abstractNumId w:val="19"/>
   </w:num>
   <w:num w:numId="12" w16cid:durableId="702285785">
-    <w:abstractNumId w:val="26"/>
+    <w:abstractNumId w:val="27"/>
   </w:num>
   <w:num w:numId="13" w16cid:durableId="762915624">
     <w:abstractNumId w:val="7"/>
   </w:num>
   <w:num w:numId="14" w16cid:durableId="1239755907">
-    <w:abstractNumId w:val="21"/>
+    <w:abstractNumId w:val="22"/>
   </w:num>
   <w:num w:numId="15" w16cid:durableId="1728913164">
     <w:abstractNumId w:val="9"/>
@@ -6098,7 +6461,7 @@
     <w:abstractNumId w:val="5"/>
   </w:num>
   <w:num w:numId="18" w16cid:durableId="312878469">
-    <w:abstractNumId w:val="27"/>
+    <w:abstractNumId w:val="28"/>
   </w:num>
   <w:num w:numId="19" w16cid:durableId="600650231">
     <w:abstractNumId w:val="1"/>
@@ -6107,13 +6470,13 @@
     <w:abstractNumId w:val="14"/>
   </w:num>
   <w:num w:numId="21" w16cid:durableId="1710757090">
-    <w:abstractNumId w:val="25"/>
+    <w:abstractNumId w:val="26"/>
   </w:num>
   <w:num w:numId="22" w16cid:durableId="1920406931">
-    <w:abstractNumId w:val="23"/>
+    <w:abstractNumId w:val="24"/>
   </w:num>
   <w:num w:numId="23" w16cid:durableId="603221781">
-    <w:abstractNumId w:val="20"/>
+    <w:abstractNumId w:val="21"/>
   </w:num>
   <w:num w:numId="24" w16cid:durableId="1770344943">
     <w:abstractNumId w:val="3"/>
@@ -6125,13 +6488,16 @@
     <w:abstractNumId w:val="17"/>
   </w:num>
   <w:num w:numId="27" w16cid:durableId="1961102865">
-    <w:abstractNumId w:val="28"/>
+    <w:abstractNumId w:val="29"/>
   </w:num>
   <w:num w:numId="28" w16cid:durableId="153685347">
     <w:abstractNumId w:val="15"/>
   </w:num>
   <w:num w:numId="29" w16cid:durableId="439956453">
     <w:abstractNumId w:val="4"/>
+  </w:num>
+  <w:num w:numId="30" w16cid:durableId="1270236821">
+    <w:abstractNumId w:val="18"/>
   </w:num>
 </w:numbering>
 </file>
@@ -6142,7 +6508,7 @@
     <w:rPrDefault>
       <w:rPr>
         <w:rFonts w:ascii="Times New Roman" w:eastAsia="Times New Roman" w:hAnsi="Times New Roman" w:cs="Times New Roman"/>
-        <w:lang w:val="en-AU" w:eastAsia="en-AU" w:bidi="ar-SA"/>
+        <w:lang w:val="en-NZ" w:eastAsia="en-NZ" w:bidi="my-MM"/>
       </w:rPr>
     </w:rPrDefault>
     <w:pPrDefault/>
@@ -6435,7 +6801,7 @@
     <w:rPr>
       <w:sz w:val="24"/>
       <w:szCs w:val="24"/>
-      <w:lang w:val="en-NZ" w:eastAsia="en-US"/>
+      <w:lang w:eastAsia="en-US"/>
     </w:rPr>
   </w:style>
   <w:style w:type="character" w:default="1" w:styleId="DefaultParagraphFont">
@@ -6496,16 +6862,7 @@
     <w:name w:val="Table Grid"/>
     <w:basedOn w:val="TableNormal"/>
     <w:rsid w:val="00076A72"/>
-    <w:tblPr>
-      <w:tblBorders>
-        <w:top w:val="single" w:sz="4" w:space="0" w:color="auto"/>
-        <w:left w:val="single" w:sz="4" w:space="0" w:color="auto"/>
-        <w:bottom w:val="single" w:sz="4" w:space="0" w:color="auto"/>
-        <w:right w:val="single" w:sz="4" w:space="0" w:color="auto"/>
-        <w:insideH w:val="single" w:sz="4" w:space="0" w:color="auto"/>
-        <w:insideV w:val="single" w:sz="4" w:space="0" w:color="auto"/>
-      </w:tblBorders>
-    </w:tblPr>
+    <w:tblPr/>
   </w:style>
   <w:style w:type="paragraph" w:styleId="BalloonText">
     <w:name w:val="Balloon Text"/>

--- a/03-Communication-and-Teamwork/Meetings/Minutes/Team-Meetings/Meeting Minutes 2025-05-08 (Team).docx
+++ b/03-Communication-and-Teamwork/Meetings/Minutes/Team-Meetings/Meeting Minutes 2025-05-08 (Team).docx
@@ -2,13 +2,6 @@
 <file path=word/document.xml><?xml version="1.0" encoding="utf-8"?>
 <w:document xmlns:wpc="http://schemas.microsoft.com/office/word/2010/wordprocessingCanvas" xmlns:cx="http://schemas.microsoft.com/office/drawing/2014/chartex" xmlns:cx1="http://schemas.microsoft.com/office/drawing/2015/9/8/chartex" xmlns:cx2="http://schemas.microsoft.com/office/drawing/2015/10/21/chartex" xmlns:cx3="http://schemas.microsoft.com/office/drawing/2016/5/9/chartex" xmlns:cx4="http://schemas.microsoft.com/office/drawing/2016/5/10/chartex" xmlns:cx5="http://schemas.microsoft.com/office/drawing/2016/5/11/chartex" xmlns:cx6="http://schemas.microsoft.com/office/drawing/2016/5/12/chartex" xmlns:cx7="http://schemas.microsoft.com/office/drawing/2016/5/13/chartex" xmlns:cx8="http://schemas.microsoft.com/office/drawing/2016/5/14/chartex" xmlns:mc="http://schemas.openxmlformats.org/markup-compatibility/2006" xmlns:aink="http://schemas.microsoft.com/office/drawing/2016/ink" xmlns:am3d="http://schemas.microsoft.com/office/drawing/2017/model3d" xmlns:o="urn:schemas-microsoft-com:office:office" xmlns:oel="http://schemas.microsoft.com/office/2019/extlst" xmlns:r="http://schemas.openxmlformats.org/officeDocument/2006/relationships" xmlns:m="http://schemas.openxmlformats.org/officeDocument/2006/math" xmlns:v="urn:schemas-microsoft-com:vml" xmlns:wp14="http://schemas.microsoft.com/office/word/2010/wordprocessingDrawing" xmlns:wp="http://schemas.openxmlformats.org/drawingml/2006/wordprocessingDrawing" xmlns:w10="urn:schemas-microsoft-com:office:word" xmlns:w="http://schemas.openxmlformats.org/wordprocessingml/2006/main" xmlns:w14="http://schemas.microsoft.com/office/word/2010/wordml" xmlns:w15="http://schemas.microsoft.com/office/word/2012/wordml" xmlns:w16cex="http://schemas.microsoft.com/office/word/2018/wordml/cex" xmlns:w16cid="http://schemas.microsoft.com/office/word/2016/wordml/cid" xmlns:w16="http://schemas.microsoft.com/office/word/2018/wordml" xmlns:w16du="http://schemas.microsoft.com/office/word/2023/wordml/word16du" xmlns:w16sdtdh="http://schemas.microsoft.com/office/word/2020/wordml/sdtdatahash" xmlns:w16sdtfl="http://schemas.microsoft.com/office/word/2024/wordml/sdtformatlock" xmlns:w16se="http://schemas.microsoft.com/office/word/2015/wordml/symex" xmlns:wpg="http://schemas.microsoft.com/office/word/2010/wordprocessingGroup" xmlns:wpi="http://schemas.microsoft.com/office/word/2010/wordprocessingInk" xmlns:wne="http://schemas.microsoft.com/office/word/2006/wordml" xmlns:wps="http://schemas.microsoft.com/office/word/2010/wordprocessingShape" mc:Ignorable="w14 w15 w16se w16cid w16 w16cex w16sdtdh w16sdtfl w16du wp14">
   <w:body>
-    <w:p>
-      <w:pPr>
-        <w:rPr>
-          <w:rFonts w:ascii="Calibri" w:hAnsi="Calibri" w:cs="Calibri"/>
-        </w:rPr>
-      </w:pPr>
-    </w:p>
     <w:p>
       <w:pPr>
         <w:jc w:val="center"/>
@@ -479,7 +472,14 @@
                 <w:rFonts w:ascii="Calibri" w:hAnsi="Calibri" w:cs="Calibri"/>
                 <w:bCs/>
               </w:rPr>
-              <w:t>1.0</w:t>
+              <w:t>1.</w:t>
+            </w:r>
+            <w:r>
+              <w:rPr>
+                <w:rFonts w:ascii="Calibri" w:hAnsi="Calibri" w:cs="Calibri"/>
+                <w:bCs/>
+              </w:rPr>
+              <w:t>1</w:t>
             </w:r>
           </w:p>
         </w:tc>
@@ -969,6 +969,15 @@
                 <w:i/>
               </w:rPr>
             </w:pPr>
+            <w:r>
+              <w:rPr>
+                <w:rFonts w:ascii="Calibri" w:hAnsi="Calibri" w:cs="Calibri"/>
+                <w:b/>
+                <w:bCs/>
+                <w:i/>
+              </w:rPr>
+              <w:t>Names</w:t>
+            </w:r>
           </w:p>
         </w:tc>
         <w:tc>
@@ -981,6 +990,45 @@
               <w:rPr>
                 <w:rFonts w:ascii="Calibri" w:hAnsi="Calibri" w:cs="Calibri"/>
                 <w:i/>
+              </w:rPr>
+            </w:pPr>
+            <w:r>
+              <w:rPr>
+                <w:rFonts w:ascii="Calibri" w:hAnsi="Calibri" w:cs="Calibri"/>
+                <w:b/>
+                <w:bCs/>
+                <w:i/>
+              </w:rPr>
+              <w:t>Representing</w:t>
+            </w:r>
+          </w:p>
+        </w:tc>
+      </w:tr>
+      <w:tr>
+        <w:tc>
+          <w:tcPr>
+            <w:tcW w:w="5940" w:type="dxa"/>
+            <w:vAlign w:val="center"/>
+          </w:tcPr>
+          <w:p>
+            <w:pPr>
+              <w:rPr>
+                <w:rFonts w:ascii="Calibri" w:hAnsi="Calibri" w:cs="Calibri"/>
+                <w:iCs/>
+              </w:rPr>
+            </w:pPr>
+          </w:p>
+        </w:tc>
+        <w:tc>
+          <w:tcPr>
+            <w:tcW w:w="4050" w:type="dxa"/>
+            <w:vAlign w:val="center"/>
+          </w:tcPr>
+          <w:p>
+            <w:pPr>
+              <w:rPr>
+                <w:rFonts w:ascii="Calibri" w:hAnsi="Calibri" w:cs="Calibri"/>
+                <w:iCs/>
               </w:rPr>
             </w:pPr>
           </w:p>
@@ -2444,6 +2492,14 @@
           <w:rFonts w:ascii="Calibri" w:hAnsi="Calibri" w:cs="Calibri"/>
           <w:b/>
         </w:rPr>
+        <w:br w:type="page"/>
+      </w:r>
+      <w:r>
+        <w:rPr>
+          <w:rFonts w:ascii="Calibri" w:hAnsi="Calibri" w:cs="Calibri"/>
+          <w:b/>
+        </w:rPr>
+        <w:lastRenderedPageBreak/>
         <w:t>Summary of Action Items</w:t>
       </w:r>
     </w:p>
@@ -2470,9 +2526,9 @@
       </w:tblPr>
       <w:tblGrid>
         <w:gridCol w:w="540"/>
-        <w:gridCol w:w="4989"/>
-        <w:gridCol w:w="2551"/>
-        <w:gridCol w:w="1910"/>
+        <w:gridCol w:w="4563"/>
+        <w:gridCol w:w="2410"/>
+        <w:gridCol w:w="2477"/>
       </w:tblGrid>
       <w:tr>
         <w:tc>
@@ -2498,7 +2554,7 @@
         </w:tc>
         <w:tc>
           <w:tcPr>
-            <w:tcW w:w="4989" w:type="dxa"/>
+            <w:tcW w:w="4563" w:type="dxa"/>
             <w:shd w:val="clear" w:color="auto" w:fill="D9D9D9"/>
           </w:tcPr>
           <w:p>
@@ -2519,7 +2575,7 @@
         </w:tc>
         <w:tc>
           <w:tcPr>
-            <w:tcW w:w="2551" w:type="dxa"/>
+            <w:tcW w:w="2410" w:type="dxa"/>
             <w:shd w:val="clear" w:color="auto" w:fill="D9D9D9"/>
           </w:tcPr>
           <w:p>
@@ -2540,7 +2596,7 @@
         </w:tc>
         <w:tc>
           <w:tcPr>
-            <w:tcW w:w="1910" w:type="dxa"/>
+            <w:tcW w:w="2477" w:type="dxa"/>
             <w:shd w:val="clear" w:color="auto" w:fill="D9D9D9"/>
           </w:tcPr>
           <w:p>
@@ -2581,7 +2637,7 @@
         </w:tc>
         <w:tc>
           <w:tcPr>
-            <w:tcW w:w="4989" w:type="dxa"/>
+            <w:tcW w:w="4563" w:type="dxa"/>
             <w:vAlign w:val="center"/>
           </w:tcPr>
           <w:p>
@@ -2600,7 +2656,7 @@
         </w:tc>
         <w:tc>
           <w:tcPr>
-            <w:tcW w:w="2551" w:type="dxa"/>
+            <w:tcW w:w="2410" w:type="dxa"/>
             <w:vAlign w:val="center"/>
           </w:tcPr>
           <w:p>
@@ -2619,7 +2675,7 @@
         </w:tc>
         <w:tc>
           <w:tcPr>
-            <w:tcW w:w="1910" w:type="dxa"/>
+            <w:tcW w:w="2477" w:type="dxa"/>
             <w:vAlign w:val="center"/>
           </w:tcPr>
           <w:p>
@@ -2658,7 +2714,7 @@
         </w:tc>
         <w:tc>
           <w:tcPr>
-            <w:tcW w:w="4989" w:type="dxa"/>
+            <w:tcW w:w="4563" w:type="dxa"/>
             <w:vAlign w:val="center"/>
           </w:tcPr>
           <w:p>
@@ -2677,7 +2733,7 @@
         </w:tc>
         <w:tc>
           <w:tcPr>
-            <w:tcW w:w="2551" w:type="dxa"/>
+            <w:tcW w:w="2410" w:type="dxa"/>
             <w:vAlign w:val="center"/>
           </w:tcPr>
           <w:p>
@@ -2696,7 +2752,7 @@
         </w:tc>
         <w:tc>
           <w:tcPr>
-            <w:tcW w:w="1910" w:type="dxa"/>
+            <w:tcW w:w="2477" w:type="dxa"/>
             <w:vAlign w:val="center"/>
           </w:tcPr>
           <w:p>
@@ -2735,7 +2791,7 @@
         </w:tc>
         <w:tc>
           <w:tcPr>
-            <w:tcW w:w="4989" w:type="dxa"/>
+            <w:tcW w:w="4563" w:type="dxa"/>
             <w:vAlign w:val="center"/>
           </w:tcPr>
           <w:p>
@@ -2754,7 +2810,7 @@
         </w:tc>
         <w:tc>
           <w:tcPr>
-            <w:tcW w:w="2551" w:type="dxa"/>
+            <w:tcW w:w="2410" w:type="dxa"/>
             <w:vAlign w:val="center"/>
           </w:tcPr>
           <w:p>
@@ -2773,7 +2829,7 @@
         </w:tc>
         <w:tc>
           <w:tcPr>
-            <w:tcW w:w="1910" w:type="dxa"/>
+            <w:tcW w:w="2477" w:type="dxa"/>
             <w:vAlign w:val="center"/>
           </w:tcPr>
           <w:p>
@@ -2812,7 +2868,7 @@
         </w:tc>
         <w:tc>
           <w:tcPr>
-            <w:tcW w:w="4989" w:type="dxa"/>
+            <w:tcW w:w="4563" w:type="dxa"/>
             <w:vAlign w:val="center"/>
           </w:tcPr>
           <w:p>
@@ -2831,7 +2887,7 @@
         </w:tc>
         <w:tc>
           <w:tcPr>
-            <w:tcW w:w="2551" w:type="dxa"/>
+            <w:tcW w:w="2410" w:type="dxa"/>
             <w:vAlign w:val="center"/>
           </w:tcPr>
           <w:p>
@@ -2850,7 +2906,7 @@
         </w:tc>
         <w:tc>
           <w:tcPr>
-            <w:tcW w:w="1910" w:type="dxa"/>
+            <w:tcW w:w="2477" w:type="dxa"/>
             <w:vAlign w:val="center"/>
           </w:tcPr>
           <w:p>
@@ -2869,21 +2925,6 @@
         </w:tc>
       </w:tr>
     </w:tbl>
-    <w:p>
-      <w:pPr>
-        <w:rPr>
-          <w:rFonts w:ascii="Calibri" w:hAnsi="Calibri" w:cs="Calibri"/>
-        </w:rPr>
-      </w:pPr>
-    </w:p>
-    <w:p>
-      <w:pPr>
-        <w:rPr>
-          <w:rFonts w:ascii="Calibri" w:hAnsi="Calibri" w:cs="Calibri"/>
-          <w:b/>
-        </w:rPr>
-      </w:pPr>
-    </w:p>
     <w:p>
       <w:pPr>
         <w:rPr>
